--- a/backend/download_templates/业务类/采购合同模板.docx
+++ b/backend/download_templates/业务类/采购合同模板.docx
@@ -17,329 +17,730 @@
     </w:p>
     <w:p/>
     <w:p>
-      <w:pPr>
-        <w:jc w:val="left"/>
-      </w:pPr>
       <w:r>
         <w:rPr>
           <w:rFonts w:ascii="Microsoft YaHei" w:hAnsi="Microsoft YaHei" w:eastAsia="Microsoft YaHei"/>
           <w:sz w:val="24"/>
         </w:rPr>
-        <w:t>供方（甲方）：</w:t>
+        <w:t>合同编号：</w:t>
       </w:r>
       <w:r>
         <w:rPr>
           <w:rFonts w:ascii="Microsoft YaHei" w:hAnsi="Microsoft YaHei" w:eastAsia="Microsoft YaHei"/>
           <w:sz w:val="24"/>
         </w:rPr>
-        <w:t xml:space="preserve"> ______________________________</w:t>
+        <w:t>____________________</w:t>
+      </w:r>
+    </w:p>
+    <w:p/>
+    <w:p>
+      <w:r>
+        <w:rPr>
+          <w:rFonts w:ascii="Microsoft YaHei" w:hAnsi="Microsoft YaHei" w:eastAsia="Microsoft YaHei"/>
+          <w:b/>
+          <w:sz w:val="24"/>
+        </w:rPr>
+        <w:t>采购方（甲方）：</w:t>
       </w:r>
     </w:p>
     <w:p>
-      <w:pPr>
-        <w:jc w:val="left"/>
-      </w:pPr>
       <w:r>
         <w:rPr>
           <w:rFonts w:ascii="Microsoft YaHei" w:hAnsi="Microsoft YaHei" w:eastAsia="Microsoft YaHei"/>
           <w:sz w:val="24"/>
         </w:rPr>
-        <w:t>需方（乙方）：</w:t>
+        <w:t>名称：</w:t>
       </w:r>
       <w:r>
         <w:rPr>
           <w:rFonts w:ascii="Microsoft YaHei" w:hAnsi="Microsoft YaHei" w:eastAsia="Microsoft YaHei"/>
           <w:sz w:val="24"/>
         </w:rPr>
-        <w:t xml:space="preserve"> ______________________________</w:t>
+        <w:t>______________________________</w:t>
       </w:r>
     </w:p>
-    <w:p/>
     <w:p>
-      <w:pPr>
-        <w:jc w:val="left"/>
-      </w:pPr>
       <w:r>
         <w:rPr>
           <w:rFonts w:ascii="Microsoft YaHei" w:hAnsi="Microsoft YaHei" w:eastAsia="Microsoft YaHei"/>
           <w:sz w:val="24"/>
         </w:rPr>
-        <w:t>产品名称：</w:t>
+        <w:t>地址：</w:t>
       </w:r>
       <w:r>
         <w:rPr>
           <w:rFonts w:ascii="Microsoft YaHei" w:hAnsi="Microsoft YaHei" w:eastAsia="Microsoft YaHei"/>
           <w:sz w:val="24"/>
         </w:rPr>
-        <w:t xml:space="preserve"> ______________________________</w:t>
+        <w:t>______________________________</w:t>
       </w:r>
     </w:p>
     <w:p>
-      <w:pPr>
-        <w:jc w:val="left"/>
-      </w:pPr>
       <w:r>
         <w:rPr>
           <w:rFonts w:ascii="Microsoft YaHei" w:hAnsi="Microsoft YaHei" w:eastAsia="Microsoft YaHei"/>
           <w:sz w:val="24"/>
         </w:rPr>
-        <w:t>规格型号：</w:t>
+        <w:t>法定代表人：</w:t>
       </w:r>
       <w:r>
         <w:rPr>
           <w:rFonts w:ascii="Microsoft YaHei" w:hAnsi="Microsoft YaHei" w:eastAsia="Microsoft YaHei"/>
           <w:sz w:val="24"/>
         </w:rPr>
-        <w:t xml:space="preserve"> ______________________________</w:t>
+        <w:t>______________________________</w:t>
       </w:r>
     </w:p>
     <w:p>
-      <w:pPr>
-        <w:jc w:val="left"/>
-      </w:pPr>
       <w:r>
         <w:rPr>
           <w:rFonts w:ascii="Microsoft YaHei" w:hAnsi="Microsoft YaHei" w:eastAsia="Microsoft YaHei"/>
           <w:sz w:val="24"/>
         </w:rPr>
-        <w:t>数量：</w:t>
+        <w:t>联系电话：</w:t>
       </w:r>
       <w:r>
         <w:rPr>
           <w:rFonts w:ascii="Microsoft YaHei" w:hAnsi="Microsoft YaHei" w:eastAsia="Microsoft YaHei"/>
           <w:sz w:val="24"/>
         </w:rPr>
-        <w:t xml:space="preserve"> ______________________________</w:t>
+        <w:t>______________________________</w:t>
+      </w:r>
+    </w:p>
+    <w:p/>
+    <w:p>
+      <w:r>
+        <w:rPr>
+          <w:rFonts w:ascii="Microsoft YaHei" w:hAnsi="Microsoft YaHei" w:eastAsia="Microsoft YaHei"/>
+          <w:b/>
+          <w:sz w:val="24"/>
+        </w:rPr>
+        <w:t>供应方（乙方）：</w:t>
       </w:r>
     </w:p>
     <w:p>
-      <w:pPr>
-        <w:jc w:val="left"/>
-      </w:pPr>
       <w:r>
         <w:rPr>
           <w:rFonts w:ascii="Microsoft YaHei" w:hAnsi="Microsoft YaHei" w:eastAsia="Microsoft YaHei"/>
           <w:sz w:val="24"/>
         </w:rPr>
-        <w:t>单价：</w:t>
+        <w:t>名称：</w:t>
       </w:r>
       <w:r>
         <w:rPr>
           <w:rFonts w:ascii="Microsoft YaHei" w:hAnsi="Microsoft YaHei" w:eastAsia="Microsoft YaHei"/>
           <w:sz w:val="24"/>
         </w:rPr>
-        <w:t xml:space="preserve"> ______________________________</w:t>
+        <w:t>______________________________</w:t>
       </w:r>
     </w:p>
     <w:p>
-      <w:pPr>
-        <w:jc w:val="left"/>
-      </w:pPr>
       <w:r>
         <w:rPr>
           <w:rFonts w:ascii="Microsoft YaHei" w:hAnsi="Microsoft YaHei" w:eastAsia="Microsoft YaHei"/>
           <w:sz w:val="24"/>
         </w:rPr>
-        <w:t>总金额：</w:t>
+        <w:t>地址：</w:t>
       </w:r>
       <w:r>
         <w:rPr>
           <w:rFonts w:ascii="Microsoft YaHei" w:hAnsi="Microsoft YaHei" w:eastAsia="Microsoft YaHei"/>
           <w:sz w:val="24"/>
         </w:rPr>
-        <w:t xml:space="preserve"> ______________________________</w:t>
+        <w:t>______________________________</w:t>
       </w:r>
     </w:p>
-    <w:p/>
     <w:p>
-      <w:pPr>
-        <w:jc w:val="left"/>
-      </w:pPr>
       <w:r>
         <w:rPr>
           <w:rFonts w:ascii="Microsoft YaHei" w:hAnsi="Microsoft YaHei" w:eastAsia="Microsoft YaHei"/>
           <w:sz w:val="24"/>
         </w:rPr>
-        <w:t>交货方式：</w:t>
+        <w:t>法定代表人：</w:t>
       </w:r>
       <w:r>
         <w:rPr>
           <w:rFonts w:ascii="Microsoft YaHei" w:hAnsi="Microsoft YaHei" w:eastAsia="Microsoft YaHei"/>
           <w:sz w:val="24"/>
         </w:rPr>
-        <w:t xml:space="preserve"> ______________________________</w:t>
+        <w:t>______________________________</w:t>
       </w:r>
     </w:p>
     <w:p>
-      <w:pPr>
-        <w:jc w:val="left"/>
-      </w:pPr>
       <w:r>
         <w:rPr>
           <w:rFonts w:ascii="Microsoft YaHei" w:hAnsi="Microsoft YaHei" w:eastAsia="Microsoft YaHei"/>
           <w:sz w:val="24"/>
         </w:rPr>
-        <w:t>交货日期：</w:t>
+        <w:t>联系电话：</w:t>
       </w:r>
       <w:r>
         <w:rPr>
           <w:rFonts w:ascii="Microsoft YaHei" w:hAnsi="Microsoft YaHei" w:eastAsia="Microsoft YaHei"/>
           <w:sz w:val="24"/>
         </w:rPr>
-        <w:t xml:space="preserve"> ______________________________</w:t>
-      </w:r>
-    </w:p>
-    <w:p>
-      <w:pPr>
-        <w:jc w:val="left"/>
-      </w:pPr>
-      <w:r>
-        <w:rPr>
-          <w:rFonts w:ascii="Microsoft YaHei" w:hAnsi="Microsoft YaHei" w:eastAsia="Microsoft YaHei"/>
-          <w:sz w:val="24"/>
-        </w:rPr>
-        <w:t>付款方式：</w:t>
-      </w:r>
-      <w:r>
-        <w:rPr>
-          <w:rFonts w:ascii="Microsoft YaHei" w:hAnsi="Microsoft YaHei" w:eastAsia="Microsoft YaHei"/>
-          <w:sz w:val="24"/>
-        </w:rPr>
-        <w:t xml:space="preserve"> ______________________________</w:t>
-      </w:r>
-    </w:p>
-    <w:p>
-      <w:pPr>
-        <w:jc w:val="left"/>
-      </w:pPr>
-      <w:r>
-        <w:rPr>
-          <w:rFonts w:ascii="Microsoft YaHei" w:hAnsi="Microsoft YaHei" w:eastAsia="Microsoft YaHei"/>
-          <w:sz w:val="24"/>
-        </w:rPr>
-        <w:t>质量标准：</w:t>
-      </w:r>
-      <w:r>
-        <w:rPr>
-          <w:rFonts w:ascii="Microsoft YaHei" w:hAnsi="Microsoft YaHei" w:eastAsia="Microsoft YaHei"/>
-          <w:sz w:val="24"/>
-        </w:rPr>
-        <w:t xml:space="preserve"> ______________________________</w:t>
-      </w:r>
-    </w:p>
-    <w:p>
-      <w:pPr>
-        <w:jc w:val="left"/>
-      </w:pPr>
-      <w:r>
-        <w:rPr>
-          <w:rFonts w:ascii="Microsoft YaHei" w:hAnsi="Microsoft YaHei" w:eastAsia="Microsoft YaHei"/>
-          <w:sz w:val="24"/>
-        </w:rPr>
-        <w:t>验收方式：</w:t>
-      </w:r>
-      <w:r>
-        <w:rPr>
-          <w:rFonts w:ascii="Microsoft YaHei" w:hAnsi="Microsoft YaHei" w:eastAsia="Microsoft YaHei"/>
-          <w:sz w:val="24"/>
-        </w:rPr>
-        <w:t xml:space="preserve"> ______________________________</w:t>
-      </w:r>
-    </w:p>
-    <w:p>
-      <w:pPr>
-        <w:jc w:val="left"/>
-      </w:pPr>
-      <w:r>
-        <w:rPr>
-          <w:rFonts w:ascii="Microsoft YaHei" w:hAnsi="Microsoft YaHei" w:eastAsia="Microsoft YaHei"/>
-          <w:sz w:val="24"/>
-        </w:rPr>
-        <w:t>违约责任：</w:t>
-      </w:r>
-      <w:r>
-        <w:rPr>
-          <w:rFonts w:ascii="Microsoft YaHei" w:hAnsi="Microsoft YaHei" w:eastAsia="Microsoft YaHei"/>
-          <w:sz w:val="24"/>
-        </w:rPr>
-        <w:t xml:space="preserve"> ______________________________</w:t>
-      </w:r>
-    </w:p>
-    <w:p>
-      <w:pPr>
-        <w:jc w:val="left"/>
-      </w:pPr>
-      <w:r>
-        <w:rPr>
-          <w:rFonts w:ascii="Microsoft YaHei" w:hAnsi="Microsoft YaHei" w:eastAsia="Microsoft YaHei"/>
-          <w:sz w:val="24"/>
-        </w:rPr>
-        <w:t>争议解决方式：</w:t>
-      </w:r>
-      <w:r>
-        <w:rPr>
-          <w:rFonts w:ascii="Microsoft YaHei" w:hAnsi="Microsoft YaHei" w:eastAsia="Microsoft YaHei"/>
-          <w:sz w:val="24"/>
-        </w:rPr>
-        <w:t xml:space="preserve"> ______________________________</w:t>
+        <w:t>______________________________</w:t>
       </w:r>
     </w:p>
     <w:p/>
     <w:p>
       <w:pPr>
-        <w:jc w:val="left"/>
+        <w:ind w:firstLine="420"/>
       </w:pPr>
       <w:r>
         <w:rPr>
           <w:rFonts w:ascii="Microsoft YaHei" w:hAnsi="Microsoft YaHei" w:eastAsia="Microsoft YaHei"/>
+          <w:b w:val="0"/>
           <w:sz w:val="24"/>
         </w:rPr>
-        <w:t>甲方签章：</w:t>
+        <w:t>根据《中华人民共和国民法典》及相关法律法规，甲乙双方本着平等互利的原则，经协商一致，签订本合同。</w:t>
       </w:r>
+    </w:p>
+    <w:p/>
+    <w:p>
       <w:r>
         <w:rPr>
           <w:rFonts w:ascii="Microsoft YaHei" w:hAnsi="Microsoft YaHei" w:eastAsia="Microsoft YaHei"/>
+          <w:b/>
           <w:sz w:val="24"/>
         </w:rPr>
-        <w:t xml:space="preserve"> ____________________</w:t>
+        <w:t>一、采购产品明细</w:t>
+      </w:r>
+    </w:p>
+    <w:tbl>
+      <w:tblPr>
+        <w:tblStyle w:val="TableGrid"/>
+        <w:tblW w:type="auto" w:w="0"/>
+        <w:tblLook w:firstColumn="1" w:firstRow="1" w:lastColumn="0" w:lastRow="0" w:noHBand="0" w:noVBand="1" w:val="04A0"/>
+      </w:tblPr>
+      <w:tblGrid>
+        <w:gridCol w:w="1440"/>
+        <w:gridCol w:w="1440"/>
+        <w:gridCol w:w="1440"/>
+        <w:gridCol w:w="1440"/>
+        <w:gridCol w:w="1440"/>
+        <w:gridCol w:w="1440"/>
+      </w:tblGrid>
+      <w:tr>
+        <w:tc>
+          <w:tcPr>
+            <w:tcW w:type="dxa" w:w="1440"/>
+          </w:tcPr>
+          <w:p>
+            <w:r>
+              <w:t>序号</w:t>
+            </w:r>
+          </w:p>
+        </w:tc>
+        <w:tc>
+          <w:tcPr>
+            <w:tcW w:type="dxa" w:w="1440"/>
+          </w:tcPr>
+          <w:p>
+            <w:r>
+              <w:t>产品名称</w:t>
+            </w:r>
+          </w:p>
+        </w:tc>
+        <w:tc>
+          <w:tcPr>
+            <w:tcW w:type="dxa" w:w="1440"/>
+          </w:tcPr>
+          <w:p>
+            <w:r>
+              <w:t>规格型号</w:t>
+            </w:r>
+          </w:p>
+        </w:tc>
+        <w:tc>
+          <w:tcPr>
+            <w:tcW w:type="dxa" w:w="1440"/>
+          </w:tcPr>
+          <w:p>
+            <w:r>
+              <w:t>单位</w:t>
+            </w:r>
+          </w:p>
+        </w:tc>
+        <w:tc>
+          <w:tcPr>
+            <w:tcW w:type="dxa" w:w="1440"/>
+          </w:tcPr>
+          <w:p>
+            <w:r>
+              <w:t>数量</w:t>
+            </w:r>
+          </w:p>
+        </w:tc>
+        <w:tc>
+          <w:tcPr>
+            <w:tcW w:type="dxa" w:w="1440"/>
+          </w:tcPr>
+          <w:p>
+            <w:r>
+              <w:t>单价（元）</w:t>
+            </w:r>
+          </w:p>
+        </w:tc>
+      </w:tr>
+      <w:tr>
+        <w:tc>
+          <w:tcPr>
+            <w:tcW w:type="dxa" w:w="1440"/>
+          </w:tcPr>
+          <w:p/>
+        </w:tc>
+        <w:tc>
+          <w:tcPr>
+            <w:tcW w:type="dxa" w:w="1440"/>
+          </w:tcPr>
+          <w:p/>
+        </w:tc>
+        <w:tc>
+          <w:tcPr>
+            <w:tcW w:type="dxa" w:w="1440"/>
+          </w:tcPr>
+          <w:p/>
+        </w:tc>
+        <w:tc>
+          <w:tcPr>
+            <w:tcW w:type="dxa" w:w="1440"/>
+          </w:tcPr>
+          <w:p/>
+        </w:tc>
+        <w:tc>
+          <w:tcPr>
+            <w:tcW w:type="dxa" w:w="1440"/>
+          </w:tcPr>
+          <w:p/>
+        </w:tc>
+        <w:tc>
+          <w:tcPr>
+            <w:tcW w:type="dxa" w:w="1440"/>
+          </w:tcPr>
+          <w:p/>
+        </w:tc>
+      </w:tr>
+      <w:tr>
+        <w:tc>
+          <w:tcPr>
+            <w:tcW w:type="dxa" w:w="1440"/>
+          </w:tcPr>
+          <w:p/>
+        </w:tc>
+        <w:tc>
+          <w:tcPr>
+            <w:tcW w:type="dxa" w:w="1440"/>
+          </w:tcPr>
+          <w:p/>
+        </w:tc>
+        <w:tc>
+          <w:tcPr>
+            <w:tcW w:type="dxa" w:w="1440"/>
+          </w:tcPr>
+          <w:p/>
+        </w:tc>
+        <w:tc>
+          <w:tcPr>
+            <w:tcW w:type="dxa" w:w="1440"/>
+          </w:tcPr>
+          <w:p/>
+        </w:tc>
+        <w:tc>
+          <w:tcPr>
+            <w:tcW w:type="dxa" w:w="1440"/>
+          </w:tcPr>
+          <w:p/>
+        </w:tc>
+        <w:tc>
+          <w:tcPr>
+            <w:tcW w:type="dxa" w:w="1440"/>
+          </w:tcPr>
+          <w:p/>
+        </w:tc>
+      </w:tr>
+      <w:tr>
+        <w:tc>
+          <w:tcPr>
+            <w:tcW w:type="dxa" w:w="1440"/>
+          </w:tcPr>
+          <w:p/>
+        </w:tc>
+        <w:tc>
+          <w:tcPr>
+            <w:tcW w:type="dxa" w:w="1440"/>
+          </w:tcPr>
+          <w:p/>
+        </w:tc>
+        <w:tc>
+          <w:tcPr>
+            <w:tcW w:type="dxa" w:w="1440"/>
+          </w:tcPr>
+          <w:p/>
+        </w:tc>
+        <w:tc>
+          <w:tcPr>
+            <w:tcW w:type="dxa" w:w="1440"/>
+          </w:tcPr>
+          <w:p/>
+        </w:tc>
+        <w:tc>
+          <w:tcPr>
+            <w:tcW w:type="dxa" w:w="1440"/>
+          </w:tcPr>
+          <w:p/>
+        </w:tc>
+        <w:tc>
+          <w:tcPr>
+            <w:tcW w:type="dxa" w:w="1440"/>
+          </w:tcPr>
+          <w:p/>
+        </w:tc>
+      </w:tr>
+      <w:tr>
+        <w:tc>
+          <w:tcPr>
+            <w:tcW w:type="dxa" w:w="1440"/>
+          </w:tcPr>
+          <w:p/>
+        </w:tc>
+        <w:tc>
+          <w:tcPr>
+            <w:tcW w:type="dxa" w:w="1440"/>
+          </w:tcPr>
+          <w:p/>
+        </w:tc>
+        <w:tc>
+          <w:tcPr>
+            <w:tcW w:type="dxa" w:w="1440"/>
+          </w:tcPr>
+          <w:p/>
+        </w:tc>
+        <w:tc>
+          <w:tcPr>
+            <w:tcW w:type="dxa" w:w="1440"/>
+          </w:tcPr>
+          <w:p/>
+        </w:tc>
+        <w:tc>
+          <w:tcPr>
+            <w:tcW w:type="dxa" w:w="1440"/>
+          </w:tcPr>
+          <w:p/>
+        </w:tc>
+        <w:tc>
+          <w:tcPr>
+            <w:tcW w:type="dxa" w:w="1440"/>
+          </w:tcPr>
+          <w:p/>
+        </w:tc>
+      </w:tr>
+    </w:tbl>
+    <w:p/>
+    <w:p>
+      <w:pPr>
+        <w:ind w:firstLine="420"/>
+      </w:pPr>
+      <w:r>
+        <w:rPr>
+          <w:rFonts w:ascii="Microsoft YaHei" w:hAnsi="Microsoft YaHei" w:eastAsia="Microsoft YaHei"/>
+          <w:b w:val="0"/>
+          <w:sz w:val="24"/>
+        </w:rPr>
+        <w:t>合计金额（大写）：人民币________________元整（￥____元）。</w:t>
+      </w:r>
+    </w:p>
+    <w:p/>
+    <w:p>
+      <w:r>
+        <w:rPr>
+          <w:rFonts w:ascii="Microsoft YaHei" w:hAnsi="Microsoft YaHei" w:eastAsia="Microsoft YaHei"/>
+          <w:b/>
+          <w:sz w:val="24"/>
+        </w:rPr>
+        <w:t>二、质量要求</w:t>
       </w:r>
     </w:p>
     <w:p>
       <w:pPr>
-        <w:jc w:val="left"/>
+        <w:ind w:firstLine="420"/>
       </w:pPr>
       <w:r>
         <w:rPr>
           <w:rFonts w:ascii="Microsoft YaHei" w:hAnsi="Microsoft YaHei" w:eastAsia="Microsoft YaHei"/>
+          <w:b w:val="0"/>
           <w:sz w:val="24"/>
         </w:rPr>
-        <w:t>乙方签章：</w:t>
-      </w:r>
-      <w:r>
-        <w:rPr>
-          <w:rFonts w:ascii="Microsoft YaHei" w:hAnsi="Microsoft YaHei" w:eastAsia="Microsoft YaHei"/>
-          <w:sz w:val="24"/>
-        </w:rPr>
-        <w:t xml:space="preserve"> ____________________</w:t>
+        <w:t>1. 产品质量应符合：□国家标准 □行业标准 □双方约定的技术标准。</w:t>
       </w:r>
     </w:p>
     <w:p>
       <w:pPr>
-        <w:jc w:val="left"/>
+        <w:ind w:firstLine="420"/>
       </w:pPr>
       <w:r>
         <w:rPr>
           <w:rFonts w:ascii="Microsoft YaHei" w:hAnsi="Microsoft YaHei" w:eastAsia="Microsoft YaHei"/>
+          <w:b w:val="0"/>
           <w:sz w:val="24"/>
         </w:rPr>
-        <w:t>签订日期：</w:t>
+        <w:t>2. 质保期：____个月。</w:t>
       </w:r>
+    </w:p>
+    <w:p/>
+    <w:p>
       <w:r>
         <w:rPr>
           <w:rFonts w:ascii="Microsoft YaHei" w:hAnsi="Microsoft YaHei" w:eastAsia="Microsoft YaHei"/>
+          <w:b/>
           <w:sz w:val="24"/>
         </w:rPr>
-        <w:t xml:space="preserve"> ____________________</w:t>
+        <w:t>三、交货条款</w:t>
+      </w:r>
+    </w:p>
+    <w:p>
+      <w:pPr>
+        <w:ind w:firstLine="420"/>
+      </w:pPr>
+      <w:r>
+        <w:rPr>
+          <w:rFonts w:ascii="Microsoft YaHei" w:hAnsi="Microsoft YaHei" w:eastAsia="Microsoft YaHei"/>
+          <w:b w:val="0"/>
+          <w:sz w:val="24"/>
+        </w:rPr>
+        <w:t>1. 交货时间：____年____月____日前。</w:t>
+      </w:r>
+    </w:p>
+    <w:p>
+      <w:pPr>
+        <w:ind w:firstLine="420"/>
+      </w:pPr>
+      <w:r>
+        <w:rPr>
+          <w:rFonts w:ascii="Microsoft YaHei" w:hAnsi="Microsoft YaHei" w:eastAsia="Microsoft YaHei"/>
+          <w:b w:val="0"/>
+          <w:sz w:val="24"/>
+        </w:rPr>
+        <w:t>2. 交货地点：________________。</w:t>
+      </w:r>
+    </w:p>
+    <w:p>
+      <w:pPr>
+        <w:ind w:firstLine="420"/>
+      </w:pPr>
+      <w:r>
+        <w:rPr>
+          <w:rFonts w:ascii="Microsoft YaHei" w:hAnsi="Microsoft YaHei" w:eastAsia="Microsoft YaHei"/>
+          <w:b w:val="0"/>
+          <w:sz w:val="24"/>
+        </w:rPr>
+        <w:t>3. 包装要求：________________。</w:t>
+      </w:r>
+    </w:p>
+    <w:p/>
+    <w:p>
+      <w:r>
+        <w:rPr>
+          <w:rFonts w:ascii="Microsoft YaHei" w:hAnsi="Microsoft YaHei" w:eastAsia="Microsoft YaHei"/>
+          <w:b/>
+          <w:sz w:val="24"/>
+        </w:rPr>
+        <w:t>四、付款条款</w:t>
+      </w:r>
+    </w:p>
+    <w:p>
+      <w:pPr>
+        <w:ind w:firstLine="420"/>
+      </w:pPr>
+      <w:r>
+        <w:rPr>
+          <w:rFonts w:ascii="Microsoft YaHei" w:hAnsi="Microsoft YaHei" w:eastAsia="Microsoft YaHei"/>
+          <w:b w:val="0"/>
+          <w:sz w:val="24"/>
+        </w:rPr>
+        <w:t>1. 付款方式：□预付____% □货到付款 □分期付款</w:t>
+      </w:r>
+    </w:p>
+    <w:p>
+      <w:pPr>
+        <w:ind w:firstLine="420"/>
+      </w:pPr>
+      <w:r>
+        <w:rPr>
+          <w:rFonts w:ascii="Microsoft YaHei" w:hAnsi="Microsoft YaHei" w:eastAsia="Microsoft YaHei"/>
+          <w:b w:val="0"/>
+          <w:sz w:val="24"/>
+        </w:rPr>
+        <w:t>2. 结算方式：□银行转账 □现金 □支票</w:t>
+      </w:r>
+    </w:p>
+    <w:p>
+      <w:pPr>
+        <w:ind w:firstLine="420"/>
+      </w:pPr>
+      <w:r>
+        <w:rPr>
+          <w:rFonts w:ascii="Microsoft YaHei" w:hAnsi="Microsoft YaHei" w:eastAsia="Microsoft YaHei"/>
+          <w:b w:val="0"/>
+          <w:sz w:val="24"/>
+        </w:rPr>
+        <w:t>3. 开户行：________________  账号：________________</w:t>
+      </w:r>
+    </w:p>
+    <w:p/>
+    <w:p>
+      <w:r>
+        <w:rPr>
+          <w:rFonts w:ascii="Microsoft YaHei" w:hAnsi="Microsoft YaHei" w:eastAsia="Microsoft YaHei"/>
+          <w:b/>
+          <w:sz w:val="24"/>
+        </w:rPr>
+        <w:t>五、验收条款</w:t>
+      </w:r>
+    </w:p>
+    <w:p>
+      <w:pPr>
+        <w:ind w:firstLine="420"/>
+      </w:pPr>
+      <w:r>
+        <w:rPr>
+          <w:rFonts w:ascii="Microsoft YaHei" w:hAnsi="Microsoft YaHei" w:eastAsia="Microsoft YaHei"/>
+          <w:b w:val="0"/>
+          <w:sz w:val="24"/>
+        </w:rPr>
+        <w:t>甲方应在收到货物后____日内完成验收。验收不合格的，乙方应在____日内更换或退货。</w:t>
+      </w:r>
+    </w:p>
+    <w:p/>
+    <w:p>
+      <w:r>
+        <w:rPr>
+          <w:rFonts w:ascii="Microsoft YaHei" w:hAnsi="Microsoft YaHei" w:eastAsia="Microsoft YaHei"/>
+          <w:b/>
+          <w:sz w:val="24"/>
+        </w:rPr>
+        <w:t>六、违约责任</w:t>
+      </w:r>
+    </w:p>
+    <w:p>
+      <w:pPr>
+        <w:ind w:firstLine="420"/>
+      </w:pPr>
+      <w:r>
+        <w:rPr>
+          <w:rFonts w:ascii="Microsoft YaHei" w:hAnsi="Microsoft YaHei" w:eastAsia="Microsoft YaHei"/>
+          <w:b w:val="0"/>
+          <w:sz w:val="24"/>
+        </w:rPr>
+        <w:t>1. 乙方逾期交货的，每逾期一日，应按合同总金额的____%支付违约金。</w:t>
+      </w:r>
+    </w:p>
+    <w:p>
+      <w:pPr>
+        <w:ind w:firstLine="420"/>
+      </w:pPr>
+      <w:r>
+        <w:rPr>
+          <w:rFonts w:ascii="Microsoft YaHei" w:hAnsi="Microsoft YaHei" w:eastAsia="Microsoft YaHei"/>
+          <w:b w:val="0"/>
+          <w:sz w:val="24"/>
+        </w:rPr>
+        <w:t>2. 甲方逾期付款的，每逾期一日，应按应付金额的____%支付违约金。</w:t>
+      </w:r>
+    </w:p>
+    <w:p>
+      <w:pPr>
+        <w:ind w:firstLine="420"/>
+      </w:pPr>
+      <w:r>
+        <w:rPr>
+          <w:rFonts w:ascii="Microsoft YaHei" w:hAnsi="Microsoft YaHei" w:eastAsia="Microsoft YaHei"/>
+          <w:b w:val="0"/>
+          <w:sz w:val="24"/>
+        </w:rPr>
+        <w:t>3. 产品质量不符合约定的，乙方应负责更换或退货，并承担由此产生的费用。</w:t>
+      </w:r>
+    </w:p>
+    <w:p/>
+    <w:p>
+      <w:r>
+        <w:rPr>
+          <w:rFonts w:ascii="Microsoft YaHei" w:hAnsi="Microsoft YaHei" w:eastAsia="Microsoft YaHei"/>
+          <w:b/>
+          <w:sz w:val="24"/>
+        </w:rPr>
+        <w:t>七、争议解决</w:t>
+      </w:r>
+    </w:p>
+    <w:p>
+      <w:pPr>
+        <w:ind w:firstLine="420"/>
+      </w:pPr>
+      <w:r>
+        <w:rPr>
+          <w:rFonts w:ascii="Microsoft YaHei" w:hAnsi="Microsoft YaHei" w:eastAsia="Microsoft YaHei"/>
+          <w:b w:val="0"/>
+          <w:sz w:val="24"/>
+        </w:rPr>
+        <w:t>本合同履行过程中发生争议，双方协商解决；协商不成的，可向甲方所在地人民法院提起诉讼。</w:t>
+      </w:r>
+    </w:p>
+    <w:p/>
+    <w:p>
+      <w:r>
+        <w:rPr>
+          <w:rFonts w:ascii="Microsoft YaHei" w:hAnsi="Microsoft YaHei" w:eastAsia="Microsoft YaHei"/>
+          <w:b/>
+          <w:sz w:val="24"/>
+        </w:rPr>
+        <w:t>八、其他约定</w:t>
+      </w:r>
+    </w:p>
+    <w:p>
+      <w:pPr>
+        <w:ind w:firstLine="420"/>
+      </w:pPr>
+      <w:r>
+        <w:rPr>
+          <w:rFonts w:ascii="Microsoft YaHei" w:hAnsi="Microsoft YaHei" w:eastAsia="Microsoft YaHei"/>
+          <w:b w:val="0"/>
+          <w:sz w:val="24"/>
+        </w:rPr>
+        <w:t>本合同一式两份，甲乙双方各执一份，自双方签字盖章之日起生效。</w:t>
+      </w:r>
+    </w:p>
+    <w:p/>
+    <w:p/>
+    <w:p>
+      <w:r>
+        <w:rPr>
+          <w:rFonts w:ascii="Microsoft YaHei" w:hAnsi="Microsoft YaHei" w:eastAsia="Microsoft YaHei"/>
+          <w:b w:val="0"/>
+          <w:sz w:val="24"/>
+        </w:rPr>
+        <w:t>甲方（盖章）：                          乙方（盖章）：</w:t>
+      </w:r>
+    </w:p>
+    <w:p/>
+    <w:p>
+      <w:r>
+        <w:rPr>
+          <w:rFonts w:ascii="Microsoft YaHei" w:hAnsi="Microsoft YaHei" w:eastAsia="Microsoft YaHei"/>
+          <w:b w:val="0"/>
+          <w:sz w:val="24"/>
+        </w:rPr>
+        <w:t>法定代表人：                            法定代表人：</w:t>
+      </w:r>
+    </w:p>
+    <w:p/>
+    <w:p>
+      <w:r>
+        <w:rPr>
+          <w:rFonts w:ascii="Microsoft YaHei" w:hAnsi="Microsoft YaHei" w:eastAsia="Microsoft YaHei"/>
+          <w:b w:val="0"/>
+          <w:sz w:val="24"/>
+        </w:rPr>
+        <w:t>签订日期：____年____月____日</w:t>
       </w:r>
     </w:p>
     <w:sectPr>
@@ -715,10 +1116,6 @@
     <w:name w:val="Normal"/>
     <w:qFormat/>
     <w:rsid w:val="00FC693F"/>
-    <w:rPr>
-      <w:rFonts w:ascii="Microsoft YaHei" w:hAnsi="Microsoft YaHei" w:eastAsia="Microsoft YaHei"/>
-      <w:sz w:val="24"/>
-    </w:rPr>
   </w:style>
   <w:style w:type="paragraph" w:styleId="Header">
     <w:name w:val="header"/>
